--- a/fuentes/123101_CF01_DU.docx
+++ b/fuentes/123101_CF01_DU.docx
@@ -1,6 +1,6 @@
 
 <file path=word/document.xml><?xml version="1.0" encoding="utf-8"?>
-<w:document xmlns:wpc="http://schemas.microsoft.com/office/word/2010/wordprocessingCanvas" xmlns:cx="http://schemas.microsoft.com/office/drawing/2014/chartex" xmlns:cx1="http://schemas.microsoft.com/office/drawing/2015/9/8/chartex" xmlns:cx2="http://schemas.microsoft.com/office/drawing/2015/10/21/chartex" xmlns:cx3="http://schemas.microsoft.com/office/drawing/2016/5/9/chartex" xmlns:cx4="http://schemas.microsoft.com/office/drawing/2016/5/10/chartex" xmlns:cx5="http://schemas.microsoft.com/office/drawing/2016/5/11/chartex" xmlns:cx6="http://schemas.microsoft.com/office/drawing/2016/5/12/chartex" xmlns:cx7="http://schemas.microsoft.com/office/drawing/2016/5/13/chartex" xmlns:cx8="http://schemas.microsoft.com/office/drawing/2016/5/14/chartex" xmlns:mc="http://schemas.openxmlformats.org/markup-compatibility/2006" xmlns:aink="http://schemas.microsoft.com/office/drawing/2016/ink" xmlns:am3d="http://schemas.microsoft.com/office/drawing/2017/model3d" xmlns:o="urn:schemas-microsoft-com:office:office" xmlns:oel="http://schemas.microsoft.com/office/2019/extlst" xmlns:r="http://schemas.openxmlformats.org/officeDocument/2006/relationships" xmlns:m="http://schemas.openxmlformats.org/officeDocument/2006/math" xmlns:v="urn:schemas-microsoft-com:vml" xmlns:wp14="http://schemas.microsoft.com/office/word/2010/wordprocessingDrawing" xmlns:wp="http://schemas.openxmlformats.org/drawingml/2006/wordprocessingDrawing" xmlns:w10="urn:schemas-microsoft-com:office:word" xmlns:w="http://schemas.openxmlformats.org/wordprocessingml/2006/main" xmlns:w14="http://schemas.microsoft.com/office/word/2010/wordml" xmlns:w15="http://schemas.microsoft.com/office/word/2012/wordml" xmlns:w16cex="http://schemas.microsoft.com/office/word/2018/wordml/cex" xmlns:w16cid="http://schemas.microsoft.com/office/word/2016/wordml/cid" xmlns:w16="http://schemas.microsoft.com/office/word/2018/wordml" xmlns:w16du="http://schemas.microsoft.com/office/word/2023/wordml/word16du" xmlns:w16sdtdh="http://schemas.microsoft.com/office/word/2020/wordml/sdtdatahash" xmlns:w16sdtfl="http://schemas.microsoft.com/office/word/2024/wordml/sdtformatlock" xmlns:w16se="http://schemas.microsoft.com/office/word/2015/wordml/symex" xmlns:wpg="http://schemas.microsoft.com/office/word/2010/wordprocessingGroup" xmlns:wpi="http://schemas.microsoft.com/office/word/2010/wordprocessingInk" xmlns:wne="http://schemas.microsoft.com/office/word/2006/wordml" xmlns:wps="http://schemas.microsoft.com/office/word/2010/wordprocessingShape" mc:Ignorable="w14 w15 w16se w16cid w16 w16cex w16sdtdh w16sdtfl w16du wp14">
+<w:document xmlns:wpc="http://schemas.microsoft.com/office/word/2010/wordprocessingCanvas" xmlns:cx="http://schemas.microsoft.com/office/drawing/2014/chartex" xmlns:cx1="http://schemas.microsoft.com/office/drawing/2015/9/8/chartex" xmlns:cx2="http://schemas.microsoft.com/office/drawing/2015/10/21/chartex" xmlns:cx3="http://schemas.microsoft.com/office/drawing/2016/5/9/chartex" xmlns:cx4="http://schemas.microsoft.com/office/drawing/2016/5/10/chartex" xmlns:cx5="http://schemas.microsoft.com/office/drawing/2016/5/11/chartex" xmlns:cx6="http://schemas.microsoft.com/office/drawing/2016/5/12/chartex" xmlns:cx7="http://schemas.microsoft.com/office/drawing/2016/5/13/chartex" xmlns:cx8="http://schemas.microsoft.com/office/drawing/2016/5/14/chartex" xmlns:mc="http://schemas.openxmlformats.org/markup-compatibility/2006" xmlns:aink="http://schemas.microsoft.com/office/drawing/2016/ink" xmlns:am3d="http://schemas.microsoft.com/office/drawing/2017/model3d" xmlns:o="urn:schemas-microsoft-com:office:office" xmlns:oel="http://schemas.microsoft.com/office/2019/extlst" xmlns:r="http://schemas.openxmlformats.org/officeDocument/2006/relationships" xmlns:m="http://schemas.openxmlformats.org/officeDocument/2006/math" xmlns:v="urn:schemas-microsoft-com:vml" xmlns:wp14="http://schemas.microsoft.com/office/word/2010/wordprocessingDrawing" xmlns:wp="http://schemas.openxmlformats.org/drawingml/2006/wordprocessingDrawing" xmlns:w10="urn:schemas-microsoft-com:office:word" xmlns:w="http://schemas.openxmlformats.org/wordprocessingml/2006/main" xmlns:w14="http://schemas.microsoft.com/office/word/2010/wordml" xmlns:w15="http://schemas.microsoft.com/office/word/2012/wordml" xmlns:w16cex="http://schemas.microsoft.com/office/word/2018/wordml/cex" xmlns:w16cid="http://schemas.microsoft.com/office/word/2016/wordml/cid" xmlns:w16="http://schemas.microsoft.com/office/word/2018/wordml" xmlns:w16du="http://schemas.microsoft.com/office/word/2023/wordml/word16du" xmlns:w16sdtdh="http://schemas.microsoft.com/office/word/2020/wordml/sdtdatahash" xmlns:w16se="http://schemas.microsoft.com/office/word/2015/wordml/symex" xmlns:wpg="http://schemas.microsoft.com/office/word/2010/wordprocessingGroup" xmlns:wpi="http://schemas.microsoft.com/office/word/2010/wordprocessingInk" xmlns:wne="http://schemas.microsoft.com/office/word/2006/wordml" xmlns:wps="http://schemas.microsoft.com/office/word/2010/wordprocessingShape" mc:Ignorable="w14 w15 w16se w16cid w16 w16cex w16sdtdh w16du wp14">
   <w:body>
     <w:p>
       <w:pPr>
@@ -47,7 +47,7 @@
                     <pic:cNvPicPr/>
                   </pic:nvPicPr>
                   <pic:blipFill>
-                    <a:blip r:embed="rId8">
+                    <a:blip r:embed="rId11">
                       <a:extLst>
                         <a:ext uri="{28A0092B-C50C-407E-A947-70E740481C1C}">
                           <a14:useLocalDpi xmlns:a14="http://schemas.microsoft.com/office/drawing/2010/main" val="0"/>
@@ -205,7 +205,7 @@
               </wp:anchor>
             </w:drawing>
           </mc:Choice>
-          <mc:Fallback>
+          <mc:Fallback xmlns:w16sdtfl="http://schemas.microsoft.com/office/word/2024/wordml/sdtformatlock">
             <w:pict>
               <v:rect w14:anchorId="31EA3F1C" id="Rectángulo 3" o:spid="_x0000_s1026" style="position:absolute;margin-left:-55.95pt;margin-top:26.4pt;width:613.85pt;height:164.25pt;z-index:-251655168;visibility:visible;mso-wrap-style:square;mso-height-percent:0;mso-wrap-distance-left:9pt;mso-wrap-distance-top:0;mso-wrap-distance-right:9pt;mso-wrap-distance-bottom:0;mso-position-horizontal:absolute;mso-position-horizontal-relative:text;mso-position-vertical:absolute;mso-position-vertical-relative:text;mso-height-percent:0;mso-height-relative:margin;v-text-anchor:middle" o:gfxdata="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" fillcolor="#00314d" stroked="f" strokeweight="1pt"/>
             </w:pict>
@@ -313,7 +313,7 @@
                 <v:stroke joinstyle="miter"/>
                 <v:path gradientshapeok="t" o:connecttype="rect"/>
               </v:shapetype>
-              <v:shape id="Cuadro de texto 2" o:spid="_x0000_s1026" type="#_x0000_t202" style="position:absolute;left:0;text-align:left;margin-left:-19.95pt;margin-top:29.55pt;width:549pt;height:126pt;z-index:251663360;visibility:visible;mso-wrap-style:square;mso-width-percent:0;mso-height-percent:0;mso-wrap-distance-left:9pt;mso-wrap-distance-top:3.6pt;mso-wrap-distance-right:9pt;mso-wrap-distance-bottom:3.6pt;mso-position-horizontal:absolute;mso-position-horizontal-relative:text;mso-position-vertical:absolute;mso-position-vertical-relative:text;mso-width-percent:0;mso-height-percent:0;mso-width-relative:margin;mso-height-relative:margin;v-text-anchor:top" o:gfxdata="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" filled="f" stroked="f">
+              <v:shape id="Cuadro de texto 2" o:spid="_x0000_s1026" type="#_x0000_t202" alt="&quot;&quot;" style="position:absolute;left:0;text-align:left;margin-left:-19.95pt;margin-top:29.55pt;width:549pt;height:126pt;z-index:251663360;visibility:visible;mso-wrap-style:square;mso-width-percent:0;mso-height-percent:0;mso-wrap-distance-left:9pt;mso-wrap-distance-top:3.6pt;mso-wrap-distance-right:9pt;mso-wrap-distance-bottom:3.6pt;mso-position-horizontal:absolute;mso-position-horizontal-relative:text;mso-position-vertical:absolute;mso-position-vertical-relative:text;mso-width-percent:0;mso-height-percent:0;mso-width-relative:margin;mso-height-relative:margin;v-text-anchor:top" o:gfxdata="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" filled="f" stroked="f">
                 <v:textbox>
                   <w:txbxContent>
                     <w:p>
@@ -2019,7 +2019,7 @@
     <w:p>
       <w:pPr>
         <w:sectPr>
-          <w:footerReference w:type="default" r:id="rId9"/>
+          <w:footerReference w:type="default" r:id="rId12"/>
           <w:pgSz w:w="12240" w:h="15840"/>
           <w:pgMar w:top="1701" w:right="1134" w:bottom="1134" w:left="1134" w:header="709" w:footer="709" w:gutter="0"/>
           <w:cols w:space="708"/>
@@ -2143,10 +2143,16 @@
           <w:noProof/>
         </w:rPr>
         <w:drawing>
-          <wp:inline distT="0" distB="0" distL="0" distR="0" wp14:anchorId="1D73D4AF" wp14:editId="48239702">
+          <wp:inline distT="0" distB="0" distL="0" distR="0" wp14:anchorId="1D73D4AF" wp14:editId="1970B159">
             <wp:extent cx="3495675" cy="1961672"/>
             <wp:effectExtent l="0" t="0" r="0" b="635"/>
-            <wp:docPr id="1587642985" name="Imagen 1"/>
+            <wp:docPr id="1587642985" name="Imagen 1">
+              <a:extLst xmlns:a="http://schemas.openxmlformats.org/drawingml/2006/main">
+                <a:ext uri="{C183D7F6-B498-43B3-948B-1728B52AA6E4}">
+                  <adec:decorative xmlns:adec="http://schemas.microsoft.com/office/drawing/2017/decorative" val="1"/>
+                </a:ext>
+              </a:extLst>
+            </wp:docPr>
             <wp:cNvGraphicFramePr>
               <a:graphicFrameLocks xmlns:a="http://schemas.openxmlformats.org/drawingml/2006/main" noChangeAspect="1"/>
             </wp:cNvGraphicFramePr>
@@ -2154,11 +2160,17 @@
               <a:graphicData uri="http://schemas.openxmlformats.org/drawingml/2006/picture">
                 <pic:pic xmlns:pic="http://schemas.openxmlformats.org/drawingml/2006/picture">
                   <pic:nvPicPr>
-                    <pic:cNvPr id="1587642985" name=""/>
+                    <pic:cNvPr id="1587642985" name="Imagen 1">
+                      <a:extLst>
+                        <a:ext uri="{C183D7F6-B498-43B3-948B-1728B52AA6E4}">
+                          <adec:decorative xmlns:adec="http://schemas.microsoft.com/office/drawing/2017/decorative" val="1"/>
+                        </a:ext>
+                      </a:extLst>
+                    </pic:cNvPr>
                     <pic:cNvPicPr/>
                   </pic:nvPicPr>
                   <pic:blipFill>
-                    <a:blip r:embed="rId10"/>
+                    <a:blip r:embed="rId13"/>
                     <a:stretch>
                       <a:fillRect/>
                     </a:stretch>
@@ -2186,7 +2198,7 @@
           <w:lang w:eastAsia="es-CO"/>
         </w:rPr>
       </w:pPr>
-      <w:hyperlink r:id="rId11" w:history="1">
+      <w:hyperlink r:id="rId14" w:history="1">
         <w:r>
           <w:rPr>
             <w:rStyle w:val="Hipervnculo"/>
@@ -2753,7 +2765,7 @@
                     <pic:cNvPicPr/>
                   </pic:nvPicPr>
                   <pic:blipFill>
-                    <a:blip r:embed="rId12"/>
+                    <a:blip r:embed="rId15"/>
                     <a:stretch>
                       <a:fillRect/>
                     </a:stretch>
@@ -2786,7 +2798,7 @@
           <w:lang w:eastAsia="es-CO"/>
         </w:rPr>
       </w:pPr>
-      <w:hyperlink r:id="rId13" w:history="1">
+      <w:hyperlink r:id="rId16" w:history="1">
         <w:r>
           <w:rPr>
             <w:rStyle w:val="Hipervnculo"/>
@@ -3701,7 +3713,7 @@
           <w:lang w:eastAsia="es-CO"/>
         </w:rPr>
       </w:pPr>
-      <w:hyperlink r:id="rId14" w:history="1">
+      <w:hyperlink r:id="rId17" w:history="1">
         <w:r>
           <w:rPr>
             <w:rStyle w:val="Hipervnculo"/>
@@ -3923,7 +3935,7 @@
                     <pic:cNvPicPr/>
                   </pic:nvPicPr>
                   <pic:blipFill>
-                    <a:blip r:embed="rId15"/>
+                    <a:blip r:embed="rId18"/>
                     <a:stretch>
                       <a:fillRect/>
                     </a:stretch>
@@ -3951,7 +3963,7 @@
           <w:lang w:eastAsia="es-CO"/>
         </w:rPr>
       </w:pPr>
-      <w:hyperlink r:id="rId16" w:history="1">
+      <w:hyperlink r:id="rId19" w:history="1">
         <w:r>
           <w:rPr>
             <w:rStyle w:val="Hipervnculo"/>
@@ -8745,7 +8757,7 @@
           <w:rStyle w:val="Extranjerismo"/>
           <w:lang w:val="es-CO" w:eastAsia="es-CO"/>
         </w:rPr>
-        <w:t xml:space="preserve"> Standars </w:t>
+        <w:t xml:space="preserve"> </w:t>
       </w:r>
       <w:proofErr w:type="spellStart"/>
       <w:r>
@@ -8753,21 +8765,15 @@
           <w:rStyle w:val="Extranjerismo"/>
           <w:lang w:val="es-CO" w:eastAsia="es-CO"/>
         </w:rPr>
-        <w:t>Board</w:t>
+        <w:t>Standars</w:t>
       </w:r>
       <w:proofErr w:type="spellEnd"/>
-      <w:r>
-        <w:rPr>
-          <w:lang w:eastAsia="es-CO"/>
-        </w:rPr>
-        <w:t xml:space="preserve"> (IASB), es el organismo que emite los estándares internacionales NIIF o IFRS (</w:t>
-      </w:r>
       <w:r>
         <w:rPr>
           <w:rStyle w:val="Extranjerismo"/>
           <w:lang w:val="es-CO" w:eastAsia="es-CO"/>
         </w:rPr>
-        <w:t xml:space="preserve">International </w:t>
+        <w:t xml:space="preserve"> </w:t>
       </w:r>
       <w:proofErr w:type="spellStart"/>
       <w:r>
@@ -8775,16 +8781,63 @@
           <w:rStyle w:val="Extranjerismo"/>
           <w:lang w:val="es-CO" w:eastAsia="es-CO"/>
         </w:rPr>
-        <w:t>Financial</w:t>
+        <w:t>Board</w:t>
       </w:r>
       <w:proofErr w:type="spellEnd"/>
+      <w:r>
+        <w:rPr>
+          <w:lang w:eastAsia="es-CO"/>
+        </w:rPr>
+        <w:t xml:space="preserve"> (IASB), es el organismo que emite los estándares internacionales NIIF o IFRS (</w:t>
+      </w:r>
       <w:r>
         <w:rPr>
           <w:rStyle w:val="Extranjerismo"/>
           <w:lang w:val="es-CO" w:eastAsia="es-CO"/>
         </w:rPr>
-        <w:t xml:space="preserve"> Reporting Standars</w:t>
-      </w:r>
+        <w:t xml:space="preserve">International </w:t>
+      </w:r>
+      <w:proofErr w:type="spellStart"/>
+      <w:r>
+        <w:rPr>
+          <w:rStyle w:val="Extranjerismo"/>
+          <w:lang w:val="es-CO" w:eastAsia="es-CO"/>
+        </w:rPr>
+        <w:t>Financial</w:t>
+      </w:r>
+      <w:proofErr w:type="spellEnd"/>
+      <w:r>
+        <w:rPr>
+          <w:rStyle w:val="Extranjerismo"/>
+          <w:lang w:val="es-CO" w:eastAsia="es-CO"/>
+        </w:rPr>
+        <w:t xml:space="preserve"> </w:t>
+      </w:r>
+      <w:proofErr w:type="spellStart"/>
+      <w:r>
+        <w:rPr>
+          <w:rStyle w:val="Extranjerismo"/>
+          <w:lang w:val="es-CO" w:eastAsia="es-CO"/>
+        </w:rPr>
+        <w:t>Reporting</w:t>
+      </w:r>
+      <w:proofErr w:type="spellEnd"/>
+      <w:r>
+        <w:rPr>
+          <w:rStyle w:val="Extranjerismo"/>
+          <w:lang w:val="es-CO" w:eastAsia="es-CO"/>
+        </w:rPr>
+        <w:t xml:space="preserve"> </w:t>
+      </w:r>
+      <w:proofErr w:type="spellStart"/>
+      <w:r>
+        <w:rPr>
+          <w:rStyle w:val="Extranjerismo"/>
+          <w:lang w:val="es-CO" w:eastAsia="es-CO"/>
+        </w:rPr>
+        <w:t>Standars</w:t>
+      </w:r>
+      <w:proofErr w:type="spellEnd"/>
       <w:r>
         <w:rPr>
           <w:lang w:eastAsia="es-CO"/>
@@ -9192,7 +9245,7 @@
         </w:rPr>
         <w:t xml:space="preserve"> </w:t>
       </w:r>
-      <w:hyperlink r:id="rId17" w:history="1">
+      <w:hyperlink r:id="rId20" w:history="1">
         <w:r>
           <w:rPr>
             <w:rStyle w:val="Hipervnculo"/>
@@ -10453,248 +10506,6 @@
                 <pic:pic xmlns:pic="http://schemas.openxmlformats.org/drawingml/2006/picture">
                   <pic:nvPicPr>
                     <pic:cNvPr id="0" name="Picture 1" descr="Diagrama jerárquico con Gerente general, Subgerente y Jefe de departamento en tres niveles."/>
-                    <pic:cNvPicPr>
-                      <a:picLocks noChangeAspect="1" noChangeArrowheads="1"/>
-                    </pic:cNvPicPr>
-                  </pic:nvPicPr>
-                  <pic:blipFill>
-                    <a:blip r:embed="rId18">
-                      <a:extLst>
-                        <a:ext uri="{28A0092B-C50C-407E-A947-70E740481C1C}">
-                          <a14:useLocalDpi xmlns:a14="http://schemas.microsoft.com/office/drawing/2010/main" val="0"/>
-                        </a:ext>
-                      </a:extLst>
-                    </a:blip>
-                    <a:srcRect/>
-                    <a:stretch>
-                      <a:fillRect/>
-                    </a:stretch>
-                  </pic:blipFill>
-                  <pic:spPr bwMode="auto">
-                    <a:xfrm>
-                      <a:off x="0" y="0"/>
-                      <a:ext cx="3657600" cy="2093897"/>
-                    </a:xfrm>
-                    <a:prstGeom prst="rect">
-                      <a:avLst/>
-                    </a:prstGeom>
-                    <a:noFill/>
-                    <a:ln>
-                      <a:noFill/>
-                    </a:ln>
-                  </pic:spPr>
-                </pic:pic>
-              </a:graphicData>
-            </a:graphic>
-          </wp:inline>
-        </w:drawing>
-      </w:r>
-    </w:p>
-    <w:p>
-      <w:pPr>
-        <w:ind w:left="708"/>
-      </w:pPr>
-      <w:r>
-        <w:t>Las decisiones son tomadas por una persona, por lo que se dice que la autoridad en la empresa es ejercida por ésta, a quien los subalternos le entregan reportes de las actividades realizadas.</w:t>
-      </w:r>
-    </w:p>
-    <w:p>
-      <w:pPr>
-        <w:pStyle w:val="Figura"/>
-      </w:pPr>
-      <w:r>
-        <w:t>Líneo-funcional</w:t>
-      </w:r>
-    </w:p>
-    <w:p>
-      <w:pPr>
-        <w:pStyle w:val="Prrafodelista"/>
-        <w:ind w:left="2149" w:firstLine="0"/>
-        <w:jc w:val="center"/>
-        <w:rPr>
-          <w:b/>
-          <w:bCs/>
-        </w:rPr>
-      </w:pPr>
-      <w:r>
-        <w:rPr>
-          <w:noProof/>
-        </w:rPr>
-        <w:drawing>
-          <wp:inline distT="0" distB="0" distL="0" distR="0" wp14:anchorId="0F86B7FF" wp14:editId="675E843E">
-            <wp:extent cx="3657600" cy="2093897"/>
-            <wp:effectExtent l="0" t="0" r="0" b="1905"/>
-            <wp:docPr id="171177235" name="Imagen 6" descr="Estructura jerárquica con Gerente de planta, Jefe de producción y tres áreas: Compras, Proceso y Producto terminado."/>
-            <wp:cNvGraphicFramePr>
-              <a:graphicFrameLocks xmlns:a="http://schemas.openxmlformats.org/drawingml/2006/main" noChangeAspect="1"/>
-            </wp:cNvGraphicFramePr>
-            <a:graphic xmlns:a="http://schemas.openxmlformats.org/drawingml/2006/main">
-              <a:graphicData uri="http://schemas.openxmlformats.org/drawingml/2006/picture">
-                <pic:pic xmlns:pic="http://schemas.openxmlformats.org/drawingml/2006/picture">
-                  <pic:nvPicPr>
-                    <pic:cNvPr id="0" name="Picture 3" descr="Estructura jerárquica con Gerente de planta, Jefe de producción y tres áreas: Compras, Proceso y Producto terminado."/>
-                    <pic:cNvPicPr>
-                      <a:picLocks noChangeAspect="1" noChangeArrowheads="1"/>
-                    </pic:cNvPicPr>
-                  </pic:nvPicPr>
-                  <pic:blipFill>
-                    <a:blip r:embed="rId19">
-                      <a:extLst>
-                        <a:ext uri="{28A0092B-C50C-407E-A947-70E740481C1C}">
-                          <a14:useLocalDpi xmlns:a14="http://schemas.microsoft.com/office/drawing/2010/main" val="0"/>
-                        </a:ext>
-                      </a:extLst>
-                    </a:blip>
-                    <a:srcRect/>
-                    <a:stretch>
-                      <a:fillRect/>
-                    </a:stretch>
-                  </pic:blipFill>
-                  <pic:spPr bwMode="auto">
-                    <a:xfrm>
-                      <a:off x="0" y="0"/>
-                      <a:ext cx="3657600" cy="2093897"/>
-                    </a:xfrm>
-                    <a:prstGeom prst="rect">
-                      <a:avLst/>
-                    </a:prstGeom>
-                    <a:noFill/>
-                    <a:ln>
-                      <a:noFill/>
-                    </a:ln>
-                  </pic:spPr>
-                </pic:pic>
-              </a:graphicData>
-            </a:graphic>
-          </wp:inline>
-        </w:drawing>
-      </w:r>
-    </w:p>
-    <w:p>
-      <w:pPr>
-        <w:ind w:left="708"/>
-      </w:pPr>
-      <w:r>
-        <w:t>Las funciones son asignadas a las diferentes áreas de la empresa, con el fin de alcanzar los objetivos mediante el esfuerzo colectivo.</w:t>
-      </w:r>
-    </w:p>
-    <w:p>
-      <w:pPr>
-        <w:pStyle w:val="Figura"/>
-      </w:pPr>
-      <w:r>
-        <w:rPr>
-          <w:rStyle w:val="Extranjerismo"/>
-        </w:rPr>
-        <w:lastRenderedPageBreak/>
-        <w:t>Staff</w:t>
-      </w:r>
-    </w:p>
-    <w:p>
-      <w:pPr>
-        <w:pStyle w:val="Prrafodelista"/>
-        <w:ind w:left="2149" w:firstLine="0"/>
-        <w:jc w:val="center"/>
-        <w:rPr>
-          <w:rStyle w:val="Extranjerismo"/>
-          <w:b/>
-          <w:bCs/>
-          <w:lang w:val="es-CO"/>
-        </w:rPr>
-      </w:pPr>
-      <w:r>
-        <w:rPr>
-          <w:noProof/>
-        </w:rPr>
-        <w:drawing>
-          <wp:inline distT="0" distB="0" distL="0" distR="0" wp14:anchorId="43BD1C21" wp14:editId="61A89E0B">
-            <wp:extent cx="3657600" cy="2093897"/>
-            <wp:effectExtent l="0" t="0" r="0" b="1905"/>
-            <wp:docPr id="2121705906" name="Imagen 7" descr="Estructura organizacional con un Director Ejecutivo a la cabeza y cuatro direcciones: Planta, Ventas, Servicios y Finanzas. La Dirección de Ventas se divide en Equipos Industriales y Ventas de Consumo."/>
-            <wp:cNvGraphicFramePr>
-              <a:graphicFrameLocks xmlns:a="http://schemas.openxmlformats.org/drawingml/2006/main" noChangeAspect="1"/>
-            </wp:cNvGraphicFramePr>
-            <a:graphic xmlns:a="http://schemas.openxmlformats.org/drawingml/2006/main">
-              <a:graphicData uri="http://schemas.openxmlformats.org/drawingml/2006/picture">
-                <pic:pic xmlns:pic="http://schemas.openxmlformats.org/drawingml/2006/picture">
-                  <pic:nvPicPr>
-                    <pic:cNvPr id="0" name="Picture 5" descr="Estructura organizacional con un Director Ejecutivo a la cabeza y cuatro direcciones: Planta, Ventas, Servicios y Finanzas. La Dirección de Ventas se divide en Equipos Industriales y Ventas de Consumo."/>
-                    <pic:cNvPicPr>
-                      <a:picLocks noChangeAspect="1" noChangeArrowheads="1"/>
-                    </pic:cNvPicPr>
-                  </pic:nvPicPr>
-                  <pic:blipFill>
-                    <a:blip r:embed="rId20">
-                      <a:extLst>
-                        <a:ext uri="{28A0092B-C50C-407E-A947-70E740481C1C}">
-                          <a14:useLocalDpi xmlns:a14="http://schemas.microsoft.com/office/drawing/2010/main" val="0"/>
-                        </a:ext>
-                      </a:extLst>
-                    </a:blip>
-                    <a:srcRect/>
-                    <a:stretch>
-                      <a:fillRect/>
-                    </a:stretch>
-                  </pic:blipFill>
-                  <pic:spPr bwMode="auto">
-                    <a:xfrm>
-                      <a:off x="0" y="0"/>
-                      <a:ext cx="3657600" cy="2093897"/>
-                    </a:xfrm>
-                    <a:prstGeom prst="rect">
-                      <a:avLst/>
-                    </a:prstGeom>
-                    <a:noFill/>
-                    <a:ln>
-                      <a:noFill/>
-                    </a:ln>
-                  </pic:spPr>
-                </pic:pic>
-              </a:graphicData>
-            </a:graphic>
-          </wp:inline>
-        </w:drawing>
-      </w:r>
-    </w:p>
-    <w:p>
-      <w:pPr>
-        <w:ind w:left="708"/>
-      </w:pPr>
-      <w:r>
-        <w:t>En esta estructura se combina la autoridad directa con la asesoría de un profesional para llevar a cabo los procesos organizacionales.</w:t>
-      </w:r>
-    </w:p>
-    <w:p>
-      <w:pPr>
-        <w:pStyle w:val="Figura"/>
-      </w:pPr>
-      <w:r>
-        <w:t>Matricial</w:t>
-      </w:r>
-    </w:p>
-    <w:p>
-      <w:pPr>
-        <w:pStyle w:val="Prrafodelista"/>
-        <w:ind w:left="2149" w:firstLine="0"/>
-        <w:jc w:val="center"/>
-      </w:pPr>
-      <w:r>
-        <w:rPr>
-          <w:noProof/>
-        </w:rPr>
-        <w:drawing>
-          <wp:inline distT="0" distB="0" distL="0" distR="0" wp14:anchorId="33BFEDA8" wp14:editId="5B01A5E8">
-            <wp:extent cx="3657600" cy="2093897"/>
-            <wp:effectExtent l="0" t="0" r="0" b="1905"/>
-            <wp:docPr id="1757490923" name="Imagen 8" descr="Estructura organizacional con un Director Ejecutivo a la cabeza y cuatro direcciones: Planta, Ventas, Servicios y Finanzas. La Dirección de Ventas se divide en Equipos Industriales y Ventas de Consumo."/>
-            <wp:cNvGraphicFramePr>
-              <a:graphicFrameLocks xmlns:a="http://schemas.openxmlformats.org/drawingml/2006/main" noChangeAspect="1"/>
-            </wp:cNvGraphicFramePr>
-            <a:graphic xmlns:a="http://schemas.openxmlformats.org/drawingml/2006/main">
-              <a:graphicData uri="http://schemas.openxmlformats.org/drawingml/2006/picture">
-                <pic:pic xmlns:pic="http://schemas.openxmlformats.org/drawingml/2006/picture">
-                  <pic:nvPicPr>
-                    <pic:cNvPr id="1757490923" name="Imagen 8" descr="Estructura organizacional con un Director Ejecutivo a la cabeza y cuatro direcciones: Planta, Ventas, Servicios y Finanzas. La Dirección de Ventas se divide en Equipos Industriales y Ventas de Consumo."/>
                     <pic:cNvPicPr>
                       <a:picLocks noChangeAspect="1" noChangeArrowheads="1"/>
                     </pic:cNvPicPr>
@@ -10737,6 +10548,248 @@
         <w:ind w:left="708"/>
       </w:pPr>
       <w:r>
+        <w:t>Las decisiones son tomadas por una persona, por lo que se dice que la autoridad en la empresa es ejercida por ésta, a quien los subalternos le entregan reportes de las actividades realizadas.</w:t>
+      </w:r>
+    </w:p>
+    <w:p>
+      <w:pPr>
+        <w:pStyle w:val="Figura"/>
+      </w:pPr>
+      <w:r>
+        <w:t>Líneo-funcional</w:t>
+      </w:r>
+    </w:p>
+    <w:p>
+      <w:pPr>
+        <w:pStyle w:val="Prrafodelista"/>
+        <w:ind w:left="2149" w:firstLine="0"/>
+        <w:jc w:val="center"/>
+        <w:rPr>
+          <w:b/>
+          <w:bCs/>
+        </w:rPr>
+      </w:pPr>
+      <w:r>
+        <w:rPr>
+          <w:noProof/>
+        </w:rPr>
+        <w:drawing>
+          <wp:inline distT="0" distB="0" distL="0" distR="0" wp14:anchorId="0F86B7FF" wp14:editId="675E843E">
+            <wp:extent cx="3657600" cy="2093897"/>
+            <wp:effectExtent l="0" t="0" r="0" b="1905"/>
+            <wp:docPr id="171177235" name="Imagen 6" descr="Estructura jerárquica con Gerente de planta, Jefe de producción y tres áreas: Compras, Proceso y Producto terminado."/>
+            <wp:cNvGraphicFramePr>
+              <a:graphicFrameLocks xmlns:a="http://schemas.openxmlformats.org/drawingml/2006/main" noChangeAspect="1"/>
+            </wp:cNvGraphicFramePr>
+            <a:graphic xmlns:a="http://schemas.openxmlformats.org/drawingml/2006/main">
+              <a:graphicData uri="http://schemas.openxmlformats.org/drawingml/2006/picture">
+                <pic:pic xmlns:pic="http://schemas.openxmlformats.org/drawingml/2006/picture">
+                  <pic:nvPicPr>
+                    <pic:cNvPr id="0" name="Picture 3" descr="Estructura jerárquica con Gerente de planta, Jefe de producción y tres áreas: Compras, Proceso y Producto terminado."/>
+                    <pic:cNvPicPr>
+                      <a:picLocks noChangeAspect="1" noChangeArrowheads="1"/>
+                    </pic:cNvPicPr>
+                  </pic:nvPicPr>
+                  <pic:blipFill>
+                    <a:blip r:embed="rId22">
+                      <a:extLst>
+                        <a:ext uri="{28A0092B-C50C-407E-A947-70E740481C1C}">
+                          <a14:useLocalDpi xmlns:a14="http://schemas.microsoft.com/office/drawing/2010/main" val="0"/>
+                        </a:ext>
+                      </a:extLst>
+                    </a:blip>
+                    <a:srcRect/>
+                    <a:stretch>
+                      <a:fillRect/>
+                    </a:stretch>
+                  </pic:blipFill>
+                  <pic:spPr bwMode="auto">
+                    <a:xfrm>
+                      <a:off x="0" y="0"/>
+                      <a:ext cx="3657600" cy="2093897"/>
+                    </a:xfrm>
+                    <a:prstGeom prst="rect">
+                      <a:avLst/>
+                    </a:prstGeom>
+                    <a:noFill/>
+                    <a:ln>
+                      <a:noFill/>
+                    </a:ln>
+                  </pic:spPr>
+                </pic:pic>
+              </a:graphicData>
+            </a:graphic>
+          </wp:inline>
+        </w:drawing>
+      </w:r>
+    </w:p>
+    <w:p>
+      <w:pPr>
+        <w:ind w:left="708"/>
+      </w:pPr>
+      <w:r>
+        <w:t>Las funciones son asignadas a las diferentes áreas de la empresa, con el fin de alcanzar los objetivos mediante el esfuerzo colectivo.</w:t>
+      </w:r>
+    </w:p>
+    <w:p>
+      <w:pPr>
+        <w:pStyle w:val="Figura"/>
+      </w:pPr>
+      <w:r>
+        <w:rPr>
+          <w:rStyle w:val="Extranjerismo"/>
+        </w:rPr>
+        <w:lastRenderedPageBreak/>
+        <w:t>Staff</w:t>
+      </w:r>
+    </w:p>
+    <w:p>
+      <w:pPr>
+        <w:pStyle w:val="Prrafodelista"/>
+        <w:ind w:left="2149" w:firstLine="0"/>
+        <w:jc w:val="center"/>
+        <w:rPr>
+          <w:rStyle w:val="Extranjerismo"/>
+          <w:b/>
+          <w:bCs/>
+          <w:lang w:val="es-CO"/>
+        </w:rPr>
+      </w:pPr>
+      <w:r>
+        <w:rPr>
+          <w:noProof/>
+        </w:rPr>
+        <w:drawing>
+          <wp:inline distT="0" distB="0" distL="0" distR="0" wp14:anchorId="43BD1C21" wp14:editId="61A89E0B">
+            <wp:extent cx="3657600" cy="2093897"/>
+            <wp:effectExtent l="0" t="0" r="0" b="1905"/>
+            <wp:docPr id="2121705906" name="Imagen 7" descr="Estructura organizacional con un Director Ejecutivo a la cabeza y cuatro direcciones: Planta, Ventas, Servicios y Finanzas. La Dirección de Ventas se divide en Equipos Industriales y Ventas de Consumo."/>
+            <wp:cNvGraphicFramePr>
+              <a:graphicFrameLocks xmlns:a="http://schemas.openxmlformats.org/drawingml/2006/main" noChangeAspect="1"/>
+            </wp:cNvGraphicFramePr>
+            <a:graphic xmlns:a="http://schemas.openxmlformats.org/drawingml/2006/main">
+              <a:graphicData uri="http://schemas.openxmlformats.org/drawingml/2006/picture">
+                <pic:pic xmlns:pic="http://schemas.openxmlformats.org/drawingml/2006/picture">
+                  <pic:nvPicPr>
+                    <pic:cNvPr id="0" name="Picture 5" descr="Estructura organizacional con un Director Ejecutivo a la cabeza y cuatro direcciones: Planta, Ventas, Servicios y Finanzas. La Dirección de Ventas se divide en Equipos Industriales y Ventas de Consumo."/>
+                    <pic:cNvPicPr>
+                      <a:picLocks noChangeAspect="1" noChangeArrowheads="1"/>
+                    </pic:cNvPicPr>
+                  </pic:nvPicPr>
+                  <pic:blipFill>
+                    <a:blip r:embed="rId23">
+                      <a:extLst>
+                        <a:ext uri="{28A0092B-C50C-407E-A947-70E740481C1C}">
+                          <a14:useLocalDpi xmlns:a14="http://schemas.microsoft.com/office/drawing/2010/main" val="0"/>
+                        </a:ext>
+                      </a:extLst>
+                    </a:blip>
+                    <a:srcRect/>
+                    <a:stretch>
+                      <a:fillRect/>
+                    </a:stretch>
+                  </pic:blipFill>
+                  <pic:spPr bwMode="auto">
+                    <a:xfrm>
+                      <a:off x="0" y="0"/>
+                      <a:ext cx="3657600" cy="2093897"/>
+                    </a:xfrm>
+                    <a:prstGeom prst="rect">
+                      <a:avLst/>
+                    </a:prstGeom>
+                    <a:noFill/>
+                    <a:ln>
+                      <a:noFill/>
+                    </a:ln>
+                  </pic:spPr>
+                </pic:pic>
+              </a:graphicData>
+            </a:graphic>
+          </wp:inline>
+        </w:drawing>
+      </w:r>
+    </w:p>
+    <w:p>
+      <w:pPr>
+        <w:ind w:left="708"/>
+      </w:pPr>
+      <w:r>
+        <w:t>En esta estructura se combina la autoridad directa con la asesoría de un profesional para llevar a cabo los procesos organizacionales.</w:t>
+      </w:r>
+    </w:p>
+    <w:p>
+      <w:pPr>
+        <w:pStyle w:val="Figura"/>
+      </w:pPr>
+      <w:r>
+        <w:t>Matricial</w:t>
+      </w:r>
+    </w:p>
+    <w:p>
+      <w:pPr>
+        <w:pStyle w:val="Prrafodelista"/>
+        <w:ind w:left="2149" w:firstLine="0"/>
+        <w:jc w:val="center"/>
+      </w:pPr>
+      <w:r>
+        <w:rPr>
+          <w:noProof/>
+        </w:rPr>
+        <w:drawing>
+          <wp:inline distT="0" distB="0" distL="0" distR="0" wp14:anchorId="33BFEDA8" wp14:editId="5B01A5E8">
+            <wp:extent cx="3657600" cy="2093897"/>
+            <wp:effectExtent l="0" t="0" r="0" b="1905"/>
+            <wp:docPr id="1757490923" name="Imagen 8" descr="Estructura organizacional con un Director Ejecutivo a la cabeza y cuatro direcciones: Planta, Ventas, Servicios y Finanzas. La Dirección de Ventas se divide en Equipos Industriales y Ventas de Consumo."/>
+            <wp:cNvGraphicFramePr>
+              <a:graphicFrameLocks xmlns:a="http://schemas.openxmlformats.org/drawingml/2006/main" noChangeAspect="1"/>
+            </wp:cNvGraphicFramePr>
+            <a:graphic xmlns:a="http://schemas.openxmlformats.org/drawingml/2006/main">
+              <a:graphicData uri="http://schemas.openxmlformats.org/drawingml/2006/picture">
+                <pic:pic xmlns:pic="http://schemas.openxmlformats.org/drawingml/2006/picture">
+                  <pic:nvPicPr>
+                    <pic:cNvPr id="1757490923" name="Imagen 8" descr="Estructura organizacional con un Director Ejecutivo a la cabeza y cuatro direcciones: Planta, Ventas, Servicios y Finanzas. La Dirección de Ventas se divide en Equipos Industriales y Ventas de Consumo."/>
+                    <pic:cNvPicPr>
+                      <a:picLocks noChangeAspect="1" noChangeArrowheads="1"/>
+                    </pic:cNvPicPr>
+                  </pic:nvPicPr>
+                  <pic:blipFill>
+                    <a:blip r:embed="rId24">
+                      <a:extLst>
+                        <a:ext uri="{28A0092B-C50C-407E-A947-70E740481C1C}">
+                          <a14:useLocalDpi xmlns:a14="http://schemas.microsoft.com/office/drawing/2010/main" val="0"/>
+                        </a:ext>
+                      </a:extLst>
+                    </a:blip>
+                    <a:srcRect/>
+                    <a:stretch>
+                      <a:fillRect/>
+                    </a:stretch>
+                  </pic:blipFill>
+                  <pic:spPr bwMode="auto">
+                    <a:xfrm>
+                      <a:off x="0" y="0"/>
+                      <a:ext cx="3657600" cy="2093897"/>
+                    </a:xfrm>
+                    <a:prstGeom prst="rect">
+                      <a:avLst/>
+                    </a:prstGeom>
+                    <a:noFill/>
+                    <a:ln>
+                      <a:noFill/>
+                    </a:ln>
+                  </pic:spPr>
+                </pic:pic>
+              </a:graphicData>
+            </a:graphic>
+          </wp:inline>
+        </w:drawing>
+      </w:r>
+    </w:p>
+    <w:p>
+      <w:pPr>
+        <w:ind w:left="708"/>
+      </w:pPr>
+      <w:r>
         <w:t>En términos generales es utilizada por las grandes empresas, donde se combinan los recursos y materiales para ejecutar actividades específicas o proyectos.</w:t>
       </w:r>
     </w:p>
@@ -10920,10 +10973,10 @@
                     <pic:cNvPicPr/>
                   </pic:nvPicPr>
                   <pic:blipFill>
-                    <a:blip r:embed="rId22">
+                    <a:blip r:embed="rId25">
                       <a:extLst>
                         <a:ext uri="{96DAC541-7B7A-43D3-8B79-37D633B846F1}">
-                          <asvg:svgBlip xmlns:asvg="http://schemas.microsoft.com/office/drawing/2016/SVG/main" r:embed="rId23"/>
+                          <asvg:svgBlip xmlns:asvg="http://schemas.microsoft.com/office/drawing/2016/SVG/main" r:embed="rId26"/>
                         </a:ext>
                       </a:extLst>
                     </a:blip>
@@ -11149,7 +11202,7 @@
                 <w:rStyle w:val="Hipervnculo"/>
               </w:rPr>
             </w:pPr>
-            <w:hyperlink r:id="rId24" w:history="1">
+            <w:hyperlink r:id="rId27" w:history="1">
               <w:r>
                 <w:rPr>
                   <w:rStyle w:val="Hipervnculo"/>
@@ -11233,7 +11286,7 @@
             <w:pPr>
               <w:pStyle w:val="TextoTablas"/>
             </w:pPr>
-            <w:hyperlink r:id="rId25" w:history="1">
+            <w:hyperlink r:id="rId28" w:history="1">
               <w:r>
                 <w:rPr>
                   <w:rStyle w:val="Hipervnculo"/>
@@ -11311,7 +11364,7 @@
             <w:pPr>
               <w:pStyle w:val="TextoTablas"/>
             </w:pPr>
-            <w:hyperlink r:id="rId26" w:history="1">
+            <w:hyperlink r:id="rId29" w:history="1">
               <w:r>
                 <w:rPr>
                   <w:rStyle w:val="Hipervnculo"/>
@@ -11383,7 +11436,7 @@
             <w:pPr>
               <w:pStyle w:val="TextoTablas"/>
             </w:pPr>
-            <w:hyperlink r:id="rId27" w:history="1">
+            <w:hyperlink r:id="rId30" w:history="1">
               <w:r>
                 <w:rPr>
                   <w:rStyle w:val="Hipervnculo"/>
@@ -11459,7 +11512,7 @@
             <w:pPr>
               <w:pStyle w:val="TextoTablas"/>
             </w:pPr>
-            <w:hyperlink r:id="rId28" w:history="1">
+            <w:hyperlink r:id="rId31" w:history="1">
               <w:r>
                 <w:rPr>
                   <w:rStyle w:val="Hipervnculo"/>
@@ -11700,7 +11753,7 @@
       </w:r>
     </w:p>
     <w:p>
-      <w:hyperlink r:id="rId29" w:history="1">
+      <w:hyperlink r:id="rId32" w:history="1">
         <w:r>
           <w:rPr>
             <w:rStyle w:val="Hipervnculo"/>
@@ -11715,7 +11768,7 @@
       </w:r>
     </w:p>
     <w:p>
-      <w:hyperlink r:id="rId30" w:history="1">
+      <w:hyperlink r:id="rId33" w:history="1">
         <w:r>
           <w:rPr>
             <w:rStyle w:val="Hipervnculo"/>
@@ -11730,7 +11783,7 @@
       </w:r>
     </w:p>
     <w:p>
-      <w:hyperlink r:id="rId31" w:history="1">
+      <w:hyperlink r:id="rId34" w:history="1">
         <w:r>
           <w:rPr>
             <w:rStyle w:val="Hipervnculo"/>
@@ -11750,7 +11803,7 @@
       </w:r>
     </w:p>
     <w:p>
-      <w:hyperlink r:id="rId32" w:history="1">
+      <w:hyperlink r:id="rId35" w:history="1">
         <w:r>
           <w:rPr>
             <w:rStyle w:val="Hipervnculo"/>
@@ -11776,7 +11829,7 @@
       </w:r>
     </w:p>
     <w:p>
-      <w:hyperlink r:id="rId33" w:history="1">
+      <w:hyperlink r:id="rId36" w:history="1">
         <w:r>
           <w:rPr>
             <w:rStyle w:val="Hipervnculo"/>
@@ -11791,7 +11844,7 @@
       </w:r>
     </w:p>
     <w:p>
-      <w:hyperlink r:id="rId34" w:history="1">
+      <w:hyperlink r:id="rId37" w:history="1">
         <w:r>
           <w:rPr>
             <w:rStyle w:val="Hipervnculo"/>
@@ -11810,7 +11863,7 @@
       </w:r>
     </w:p>
     <w:p>
-      <w:hyperlink r:id="rId35" w:history="1">
+      <w:hyperlink r:id="rId38" w:history="1">
         <w:r>
           <w:rPr>
             <w:rStyle w:val="Hipervnculo"/>
@@ -11840,7 +11893,7 @@
       </w:r>
     </w:p>
     <w:p>
-      <w:hyperlink r:id="rId36" w:history="1">
+      <w:hyperlink r:id="rId39" w:history="1">
         <w:r>
           <w:rPr>
             <w:rStyle w:val="Hipervnculo"/>
@@ -11861,7 +11914,7 @@
       </w:r>
     </w:p>
     <w:p>
-      <w:hyperlink r:id="rId37" w:history="1">
+      <w:hyperlink r:id="rId40" w:history="1">
         <w:r>
           <w:rPr>
             <w:rStyle w:val="Hipervnculo"/>
@@ -11879,7 +11932,7 @@
       </w:r>
     </w:p>
     <w:p>
-      <w:hyperlink r:id="rId38" w:history="1">
+      <w:hyperlink r:id="rId41" w:history="1">
         <w:r>
           <w:rPr>
             <w:rStyle w:val="Hipervnculo"/>
@@ -11894,7 +11947,7 @@
       </w:r>
     </w:p>
     <w:p>
-      <w:hyperlink r:id="rId39" w:history="1">
+      <w:hyperlink r:id="rId42" w:history="1">
         <w:r>
           <w:rPr>
             <w:rStyle w:val="Hipervnculo"/>
@@ -11915,7 +11968,7 @@
       </w:r>
     </w:p>
     <w:p>
-      <w:hyperlink r:id="rId40" w:history="1">
+      <w:hyperlink r:id="rId43" w:history="1">
         <w:r>
           <w:rPr>
             <w:rStyle w:val="Hipervnculo"/>
@@ -11930,7 +11983,7 @@
       </w:r>
     </w:p>
     <w:p>
-      <w:hyperlink r:id="rId41" w:history="1">
+      <w:hyperlink r:id="rId44" w:history="1">
         <w:r>
           <w:rPr>
             <w:rStyle w:val="Hipervnculo"/>
@@ -13561,8 +13614,8 @@
       </w:pPr>
     </w:p>
     <w:sectPr>
-      <w:headerReference w:type="default" r:id="rId42"/>
-      <w:footerReference w:type="default" r:id="rId43"/>
+      <w:headerReference w:type="default" r:id="rId45"/>
+      <w:footerReference w:type="default" r:id="rId46"/>
       <w:pgSz w:w="12240" w:h="15840"/>
       <w:pgMar w:top="1701" w:right="1134" w:bottom="1134" w:left="1134" w:header="709" w:footer="737" w:gutter="0"/>
       <w:pgNumType w:start="1"/>
@@ -13574,7 +13627,7 @@
 </file>
 
 <file path=word/endnotes.xml><?xml version="1.0" encoding="utf-8"?>
-<w:endnotes xmlns:wpc="http://schemas.microsoft.com/office/word/2010/wordprocessingCanvas" xmlns:cx="http://schemas.microsoft.com/office/drawing/2014/chartex" xmlns:cx1="http://schemas.microsoft.com/office/drawing/2015/9/8/chartex" xmlns:cx2="http://schemas.microsoft.com/office/drawing/2015/10/21/chartex" xmlns:cx3="http://schemas.microsoft.com/office/drawing/2016/5/9/chartex" xmlns:cx4="http://schemas.microsoft.com/office/drawing/2016/5/10/chartex" xmlns:cx5="http://schemas.microsoft.com/office/drawing/2016/5/11/chartex" xmlns:cx6="http://schemas.microsoft.com/office/drawing/2016/5/12/chartex" xmlns:cx7="http://schemas.microsoft.com/office/drawing/2016/5/13/chartex" xmlns:cx8="http://schemas.microsoft.com/office/drawing/2016/5/14/chartex" xmlns:mc="http://schemas.openxmlformats.org/markup-compatibility/2006" xmlns:aink="http://schemas.microsoft.com/office/drawing/2016/ink" xmlns:am3d="http://schemas.microsoft.com/office/drawing/2017/model3d" xmlns:o="urn:schemas-microsoft-com:office:office" xmlns:oel="http://schemas.microsoft.com/office/2019/extlst" xmlns:r="http://schemas.openxmlformats.org/officeDocument/2006/relationships" xmlns:m="http://schemas.openxmlformats.org/officeDocument/2006/math" xmlns:v="urn:schemas-microsoft-com:vml" xmlns:wp14="http://schemas.microsoft.com/office/word/2010/wordprocessingDrawing" xmlns:wp="http://schemas.openxmlformats.org/drawingml/2006/wordprocessingDrawing" xmlns:w10="urn:schemas-microsoft-com:office:word" xmlns:w="http://schemas.openxmlformats.org/wordprocessingml/2006/main" xmlns:w14="http://schemas.microsoft.com/office/word/2010/wordml" xmlns:w15="http://schemas.microsoft.com/office/word/2012/wordml" xmlns:w16cex="http://schemas.microsoft.com/office/word/2018/wordml/cex" xmlns:w16cid="http://schemas.microsoft.com/office/word/2016/wordml/cid" xmlns:w16="http://schemas.microsoft.com/office/word/2018/wordml" xmlns:w16du="http://schemas.microsoft.com/office/word/2023/wordml/word16du" xmlns:w16sdtdh="http://schemas.microsoft.com/office/word/2020/wordml/sdtdatahash" xmlns:w16sdtfl="http://schemas.microsoft.com/office/word/2024/wordml/sdtformatlock" xmlns:w16se="http://schemas.microsoft.com/office/word/2015/wordml/symex" xmlns:wpg="http://schemas.microsoft.com/office/word/2010/wordprocessingGroup" xmlns:wpi="http://schemas.microsoft.com/office/word/2010/wordprocessingInk" xmlns:wne="http://schemas.microsoft.com/office/word/2006/wordml" xmlns:wps="http://schemas.microsoft.com/office/word/2010/wordprocessingShape" mc:Ignorable="w14 w15 w16se w16cid w16 w16cex w16sdtdh w16sdtfl w16du wp14">
+<w:endnotes xmlns:wpc="http://schemas.microsoft.com/office/word/2010/wordprocessingCanvas" xmlns:cx="http://schemas.microsoft.com/office/drawing/2014/chartex" xmlns:cx1="http://schemas.microsoft.com/office/drawing/2015/9/8/chartex" xmlns:cx2="http://schemas.microsoft.com/office/drawing/2015/10/21/chartex" xmlns:cx3="http://schemas.microsoft.com/office/drawing/2016/5/9/chartex" xmlns:cx4="http://schemas.microsoft.com/office/drawing/2016/5/10/chartex" xmlns:cx5="http://schemas.microsoft.com/office/drawing/2016/5/11/chartex" xmlns:cx6="http://schemas.microsoft.com/office/drawing/2016/5/12/chartex" xmlns:cx7="http://schemas.microsoft.com/office/drawing/2016/5/13/chartex" xmlns:cx8="http://schemas.microsoft.com/office/drawing/2016/5/14/chartex" xmlns:mc="http://schemas.openxmlformats.org/markup-compatibility/2006" xmlns:aink="http://schemas.microsoft.com/office/drawing/2016/ink" xmlns:am3d="http://schemas.microsoft.com/office/drawing/2017/model3d" xmlns:o="urn:schemas-microsoft-com:office:office" xmlns:oel="http://schemas.microsoft.com/office/2019/extlst" xmlns:r="http://schemas.openxmlformats.org/officeDocument/2006/relationships" xmlns:m="http://schemas.openxmlformats.org/officeDocument/2006/math" xmlns:v="urn:schemas-microsoft-com:vml" xmlns:wp14="http://schemas.microsoft.com/office/word/2010/wordprocessingDrawing" xmlns:wp="http://schemas.openxmlformats.org/drawingml/2006/wordprocessingDrawing" xmlns:w10="urn:schemas-microsoft-com:office:word" xmlns:w="http://schemas.openxmlformats.org/wordprocessingml/2006/main" xmlns:w14="http://schemas.microsoft.com/office/word/2010/wordml" xmlns:w15="http://schemas.microsoft.com/office/word/2012/wordml" xmlns:w16cex="http://schemas.microsoft.com/office/word/2018/wordml/cex" xmlns:w16cid="http://schemas.microsoft.com/office/word/2016/wordml/cid" xmlns:w16="http://schemas.microsoft.com/office/word/2018/wordml" xmlns:w16du="http://schemas.microsoft.com/office/word/2023/wordml/word16du" xmlns:w16sdtdh="http://schemas.microsoft.com/office/word/2020/wordml/sdtdatahash" xmlns:w16se="http://schemas.microsoft.com/office/word/2015/wordml/symex" xmlns:wpg="http://schemas.microsoft.com/office/word/2010/wordprocessingGroup" xmlns:wpi="http://schemas.microsoft.com/office/word/2010/wordprocessingInk" xmlns:wne="http://schemas.microsoft.com/office/word/2006/wordml" xmlns:wps="http://schemas.microsoft.com/office/word/2010/wordprocessingShape" mc:Ignorable="w14 w15 w16se w16cid w16 w16cex w16sdtdh w16du wp14">
   <w:endnote w:type="separator" w:id="-1">
     <w:p>
       <w:pPr>
@@ -13599,7 +13652,7 @@
 </file>
 
 <file path=word/footer1.xml><?xml version="1.0" encoding="utf-8"?>
-<w:ftr xmlns:wpc="http://schemas.microsoft.com/office/word/2010/wordprocessingCanvas" xmlns:cx="http://schemas.microsoft.com/office/drawing/2014/chartex" xmlns:cx1="http://schemas.microsoft.com/office/drawing/2015/9/8/chartex" xmlns:cx2="http://schemas.microsoft.com/office/drawing/2015/10/21/chartex" xmlns:cx3="http://schemas.microsoft.com/office/drawing/2016/5/9/chartex" xmlns:cx4="http://schemas.microsoft.com/office/drawing/2016/5/10/chartex" xmlns:cx5="http://schemas.microsoft.com/office/drawing/2016/5/11/chartex" xmlns:cx6="http://schemas.microsoft.com/office/drawing/2016/5/12/chartex" xmlns:cx7="http://schemas.microsoft.com/office/drawing/2016/5/13/chartex" xmlns:cx8="http://schemas.microsoft.com/office/drawing/2016/5/14/chartex" xmlns:mc="http://schemas.openxmlformats.org/markup-compatibility/2006" xmlns:aink="http://schemas.microsoft.com/office/drawing/2016/ink" xmlns:am3d="http://schemas.microsoft.com/office/drawing/2017/model3d" xmlns:o="urn:schemas-microsoft-com:office:office" xmlns:oel="http://schemas.microsoft.com/office/2019/extlst" xmlns:r="http://schemas.openxmlformats.org/officeDocument/2006/relationships" xmlns:m="http://schemas.openxmlformats.org/officeDocument/2006/math" xmlns:v="urn:schemas-microsoft-com:vml" xmlns:wp14="http://schemas.microsoft.com/office/word/2010/wordprocessingDrawing" xmlns:wp="http://schemas.openxmlformats.org/drawingml/2006/wordprocessingDrawing" xmlns:w10="urn:schemas-microsoft-com:office:word" xmlns:w="http://schemas.openxmlformats.org/wordprocessingml/2006/main" xmlns:w14="http://schemas.microsoft.com/office/word/2010/wordml" xmlns:w15="http://schemas.microsoft.com/office/word/2012/wordml" xmlns:w16cex="http://schemas.microsoft.com/office/word/2018/wordml/cex" xmlns:w16cid="http://schemas.microsoft.com/office/word/2016/wordml/cid" xmlns:w16="http://schemas.microsoft.com/office/word/2018/wordml" xmlns:w16du="http://schemas.microsoft.com/office/word/2023/wordml/word16du" xmlns:w16sdtdh="http://schemas.microsoft.com/office/word/2020/wordml/sdtdatahash" xmlns:w16sdtfl="http://schemas.microsoft.com/office/word/2024/wordml/sdtformatlock" xmlns:w16se="http://schemas.microsoft.com/office/word/2015/wordml/symex" xmlns:wpg="http://schemas.microsoft.com/office/word/2010/wordprocessingGroup" xmlns:wpi="http://schemas.microsoft.com/office/word/2010/wordprocessingInk" xmlns:wne="http://schemas.microsoft.com/office/word/2006/wordml" xmlns:wps="http://schemas.microsoft.com/office/word/2010/wordprocessingShape" mc:Ignorable="w14 w15 w16se w16cid w16 w16cex w16sdtdh w16sdtfl w16du wp14">
+<w:ftr xmlns:wpc="http://schemas.microsoft.com/office/word/2010/wordprocessingCanvas" xmlns:cx="http://schemas.microsoft.com/office/drawing/2014/chartex" xmlns:cx1="http://schemas.microsoft.com/office/drawing/2015/9/8/chartex" xmlns:cx2="http://schemas.microsoft.com/office/drawing/2015/10/21/chartex" xmlns:cx3="http://schemas.microsoft.com/office/drawing/2016/5/9/chartex" xmlns:cx4="http://schemas.microsoft.com/office/drawing/2016/5/10/chartex" xmlns:cx5="http://schemas.microsoft.com/office/drawing/2016/5/11/chartex" xmlns:cx6="http://schemas.microsoft.com/office/drawing/2016/5/12/chartex" xmlns:cx7="http://schemas.microsoft.com/office/drawing/2016/5/13/chartex" xmlns:cx8="http://schemas.microsoft.com/office/drawing/2016/5/14/chartex" xmlns:mc="http://schemas.openxmlformats.org/markup-compatibility/2006" xmlns:aink="http://schemas.microsoft.com/office/drawing/2016/ink" xmlns:am3d="http://schemas.microsoft.com/office/drawing/2017/model3d" xmlns:o="urn:schemas-microsoft-com:office:office" xmlns:oel="http://schemas.microsoft.com/office/2019/extlst" xmlns:r="http://schemas.openxmlformats.org/officeDocument/2006/relationships" xmlns:m="http://schemas.openxmlformats.org/officeDocument/2006/math" xmlns:v="urn:schemas-microsoft-com:vml" xmlns:wp14="http://schemas.microsoft.com/office/word/2010/wordprocessingDrawing" xmlns:wp="http://schemas.openxmlformats.org/drawingml/2006/wordprocessingDrawing" xmlns:w10="urn:schemas-microsoft-com:office:word" xmlns:w="http://schemas.openxmlformats.org/wordprocessingml/2006/main" xmlns:w14="http://schemas.microsoft.com/office/word/2010/wordml" xmlns:w15="http://schemas.microsoft.com/office/word/2012/wordml" xmlns:w16cex="http://schemas.microsoft.com/office/word/2018/wordml/cex" xmlns:w16cid="http://schemas.microsoft.com/office/word/2016/wordml/cid" xmlns:w16="http://schemas.microsoft.com/office/word/2018/wordml" xmlns:w16du="http://schemas.microsoft.com/office/word/2023/wordml/word16du" xmlns:w16sdtdh="http://schemas.microsoft.com/office/word/2020/wordml/sdtdatahash" xmlns:w16se="http://schemas.microsoft.com/office/word/2015/wordml/symex" xmlns:wpg="http://schemas.microsoft.com/office/word/2010/wordprocessingGroup" xmlns:wpi="http://schemas.microsoft.com/office/word/2010/wordprocessingInk" xmlns:wne="http://schemas.microsoft.com/office/word/2006/wordml" xmlns:wps="http://schemas.microsoft.com/office/word/2010/wordprocessingShape" mc:Ignorable="w14 w15 w16se w16cid w16 w16cex w16sdtdh w16du wp14">
   <w:p>
     <w:pPr>
       <w:pStyle w:val="Piedepgina"/>
@@ -13615,7 +13668,7 @@
 </file>
 
 <file path=word/footer2.xml><?xml version="1.0" encoding="utf-8"?>
-<w:ftr xmlns:wpc="http://schemas.microsoft.com/office/word/2010/wordprocessingCanvas" xmlns:cx="http://schemas.microsoft.com/office/drawing/2014/chartex" xmlns:cx1="http://schemas.microsoft.com/office/drawing/2015/9/8/chartex" xmlns:cx2="http://schemas.microsoft.com/office/drawing/2015/10/21/chartex" xmlns:cx3="http://schemas.microsoft.com/office/drawing/2016/5/9/chartex" xmlns:cx4="http://schemas.microsoft.com/office/drawing/2016/5/10/chartex" xmlns:cx5="http://schemas.microsoft.com/office/drawing/2016/5/11/chartex" xmlns:cx6="http://schemas.microsoft.com/office/drawing/2016/5/12/chartex" xmlns:cx7="http://schemas.microsoft.com/office/drawing/2016/5/13/chartex" xmlns:cx8="http://schemas.microsoft.com/office/drawing/2016/5/14/chartex" xmlns:mc="http://schemas.openxmlformats.org/markup-compatibility/2006" xmlns:aink="http://schemas.microsoft.com/office/drawing/2016/ink" xmlns:am3d="http://schemas.microsoft.com/office/drawing/2017/model3d" xmlns:o="urn:schemas-microsoft-com:office:office" xmlns:oel="http://schemas.microsoft.com/office/2019/extlst" xmlns:r="http://schemas.openxmlformats.org/officeDocument/2006/relationships" xmlns:m="http://schemas.openxmlformats.org/officeDocument/2006/math" xmlns:v="urn:schemas-microsoft-com:vml" xmlns:wp14="http://schemas.microsoft.com/office/word/2010/wordprocessingDrawing" xmlns:wp="http://schemas.openxmlformats.org/drawingml/2006/wordprocessingDrawing" xmlns:w10="urn:schemas-microsoft-com:office:word" xmlns:w="http://schemas.openxmlformats.org/wordprocessingml/2006/main" xmlns:w14="http://schemas.microsoft.com/office/word/2010/wordml" xmlns:w15="http://schemas.microsoft.com/office/word/2012/wordml" xmlns:w16cex="http://schemas.microsoft.com/office/word/2018/wordml/cex" xmlns:w16cid="http://schemas.microsoft.com/office/word/2016/wordml/cid" xmlns:w16="http://schemas.microsoft.com/office/word/2018/wordml" xmlns:w16du="http://schemas.microsoft.com/office/word/2023/wordml/word16du" xmlns:w16sdtdh="http://schemas.microsoft.com/office/word/2020/wordml/sdtdatahash" xmlns:w16sdtfl="http://schemas.microsoft.com/office/word/2024/wordml/sdtformatlock" xmlns:w16se="http://schemas.microsoft.com/office/word/2015/wordml/symex" xmlns:wpg="http://schemas.microsoft.com/office/word/2010/wordprocessingGroup" xmlns:wpi="http://schemas.microsoft.com/office/word/2010/wordprocessingInk" xmlns:wne="http://schemas.microsoft.com/office/word/2006/wordml" xmlns:wps="http://schemas.microsoft.com/office/word/2010/wordprocessingShape" mc:Ignorable="w14 w15 w16se w16cid w16 w16cex w16sdtdh w16sdtfl w16du wp14">
+<w:ftr xmlns:wpc="http://schemas.microsoft.com/office/word/2010/wordprocessingCanvas" xmlns:cx="http://schemas.microsoft.com/office/drawing/2014/chartex" xmlns:cx1="http://schemas.microsoft.com/office/drawing/2015/9/8/chartex" xmlns:cx2="http://schemas.microsoft.com/office/drawing/2015/10/21/chartex" xmlns:cx3="http://schemas.microsoft.com/office/drawing/2016/5/9/chartex" xmlns:cx4="http://schemas.microsoft.com/office/drawing/2016/5/10/chartex" xmlns:cx5="http://schemas.microsoft.com/office/drawing/2016/5/11/chartex" xmlns:cx6="http://schemas.microsoft.com/office/drawing/2016/5/12/chartex" xmlns:cx7="http://schemas.microsoft.com/office/drawing/2016/5/13/chartex" xmlns:cx8="http://schemas.microsoft.com/office/drawing/2016/5/14/chartex" xmlns:mc="http://schemas.openxmlformats.org/markup-compatibility/2006" xmlns:aink="http://schemas.microsoft.com/office/drawing/2016/ink" xmlns:am3d="http://schemas.microsoft.com/office/drawing/2017/model3d" xmlns:o="urn:schemas-microsoft-com:office:office" xmlns:oel="http://schemas.microsoft.com/office/2019/extlst" xmlns:r="http://schemas.openxmlformats.org/officeDocument/2006/relationships" xmlns:m="http://schemas.openxmlformats.org/officeDocument/2006/math" xmlns:v="urn:schemas-microsoft-com:vml" xmlns:wp14="http://schemas.microsoft.com/office/word/2010/wordprocessingDrawing" xmlns:wp="http://schemas.openxmlformats.org/drawingml/2006/wordprocessingDrawing" xmlns:w10="urn:schemas-microsoft-com:office:word" xmlns:w="http://schemas.openxmlformats.org/wordprocessingml/2006/main" xmlns:w14="http://schemas.microsoft.com/office/word/2010/wordml" xmlns:w15="http://schemas.microsoft.com/office/word/2012/wordml" xmlns:w16cex="http://schemas.microsoft.com/office/word/2018/wordml/cex" xmlns:w16cid="http://schemas.microsoft.com/office/word/2016/wordml/cid" xmlns:w16="http://schemas.microsoft.com/office/word/2018/wordml" xmlns:w16du="http://schemas.microsoft.com/office/word/2023/wordml/word16du" xmlns:w16sdtdh="http://schemas.microsoft.com/office/word/2020/wordml/sdtdatahash" xmlns:w16se="http://schemas.microsoft.com/office/word/2015/wordml/symex" xmlns:wpg="http://schemas.microsoft.com/office/word/2010/wordprocessingGroup" xmlns:wpi="http://schemas.microsoft.com/office/word/2010/wordprocessingInk" xmlns:wne="http://schemas.microsoft.com/office/word/2006/wordml" xmlns:wps="http://schemas.microsoft.com/office/word/2010/wordprocessingShape" mc:Ignorable="w14 w15 w16se w16cid w16 w16cex w16sdtdh w16du wp14">
   <w:sdt>
     <w:sdtPr>
       <w:id w:val="-1465197936"/>
@@ -13725,7 +13778,7 @@
                   <v:stroke joinstyle="miter"/>
                   <v:path gradientshapeok="t" o:connecttype="rect"/>
                 </v:shapetype>
-                <v:shape id="_x0000_s1027" type="#_x0000_t202" style="position:absolute;left:0;text-align:left;margin-left:16.1pt;margin-top:.65pt;width:455.15pt;height:41.4pt;z-index:251661312;visibility:visible;mso-wrap-style:square;mso-width-percent:0;mso-height-percent:0;mso-wrap-distance-left:9pt;mso-wrap-distance-top:3.6pt;mso-wrap-distance-right:9pt;mso-wrap-distance-bottom:3.6pt;mso-position-horizontal:absolute;mso-position-horizontal-relative:text;mso-position-vertical:absolute;mso-position-vertical-relative:text;mso-width-percent:0;mso-height-percent:0;mso-width-relative:margin;mso-height-relative:margin;v-text-anchor:top" o:gfxdata="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" stroked="f">
+                <v:shape id="_x0000_s1027" type="#_x0000_t202" alt="&quot;&quot;" style="position:absolute;left:0;text-align:left;margin-left:16.1pt;margin-top:.65pt;width:455.15pt;height:41.4pt;z-index:251661312;visibility:visible;mso-wrap-style:square;mso-width-percent:0;mso-height-percent:0;mso-wrap-distance-left:9pt;mso-wrap-distance-top:3.6pt;mso-wrap-distance-right:9pt;mso-wrap-distance-bottom:3.6pt;mso-position-horizontal:absolute;mso-position-horizontal-relative:text;mso-position-vertical:absolute;mso-position-vertical-relative:text;mso-width-percent:0;mso-height-percent:0;mso-width-relative:margin;mso-height-relative:margin;v-text-anchor:top" o:gfxdata="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" stroked="f">
                   <v:textbox>
                     <w:txbxContent>
                       <w:p>
@@ -13782,7 +13835,7 @@
 </file>
 
 <file path=word/footnotes.xml><?xml version="1.0" encoding="utf-8"?>
-<w:footnotes xmlns:wpc="http://schemas.microsoft.com/office/word/2010/wordprocessingCanvas" xmlns:cx="http://schemas.microsoft.com/office/drawing/2014/chartex" xmlns:cx1="http://schemas.microsoft.com/office/drawing/2015/9/8/chartex" xmlns:cx2="http://schemas.microsoft.com/office/drawing/2015/10/21/chartex" xmlns:cx3="http://schemas.microsoft.com/office/drawing/2016/5/9/chartex" xmlns:cx4="http://schemas.microsoft.com/office/drawing/2016/5/10/chartex" xmlns:cx5="http://schemas.microsoft.com/office/drawing/2016/5/11/chartex" xmlns:cx6="http://schemas.microsoft.com/office/drawing/2016/5/12/chartex" xmlns:cx7="http://schemas.microsoft.com/office/drawing/2016/5/13/chartex" xmlns:cx8="http://schemas.microsoft.com/office/drawing/2016/5/14/chartex" xmlns:mc="http://schemas.openxmlformats.org/markup-compatibility/2006" xmlns:aink="http://schemas.microsoft.com/office/drawing/2016/ink" xmlns:am3d="http://schemas.microsoft.com/office/drawing/2017/model3d" xmlns:o="urn:schemas-microsoft-com:office:office" xmlns:oel="http://schemas.microsoft.com/office/2019/extlst" xmlns:r="http://schemas.openxmlformats.org/officeDocument/2006/relationships" xmlns:m="http://schemas.openxmlformats.org/officeDocument/2006/math" xmlns:v="urn:schemas-microsoft-com:vml" xmlns:wp14="http://schemas.microsoft.com/office/word/2010/wordprocessingDrawing" xmlns:wp="http://schemas.openxmlformats.org/drawingml/2006/wordprocessingDrawing" xmlns:w10="urn:schemas-microsoft-com:office:word" xmlns:w="http://schemas.openxmlformats.org/wordprocessingml/2006/main" xmlns:w14="http://schemas.microsoft.com/office/word/2010/wordml" xmlns:w15="http://schemas.microsoft.com/office/word/2012/wordml" xmlns:w16cex="http://schemas.microsoft.com/office/word/2018/wordml/cex" xmlns:w16cid="http://schemas.microsoft.com/office/word/2016/wordml/cid" xmlns:w16="http://schemas.microsoft.com/office/word/2018/wordml" xmlns:w16du="http://schemas.microsoft.com/office/word/2023/wordml/word16du" xmlns:w16sdtdh="http://schemas.microsoft.com/office/word/2020/wordml/sdtdatahash" xmlns:w16sdtfl="http://schemas.microsoft.com/office/word/2024/wordml/sdtformatlock" xmlns:w16se="http://schemas.microsoft.com/office/word/2015/wordml/symex" xmlns:wpg="http://schemas.microsoft.com/office/word/2010/wordprocessingGroup" xmlns:wpi="http://schemas.microsoft.com/office/word/2010/wordprocessingInk" xmlns:wne="http://schemas.microsoft.com/office/word/2006/wordml" xmlns:wps="http://schemas.microsoft.com/office/word/2010/wordprocessingShape" mc:Ignorable="w14 w15 w16se w16cid w16 w16cex w16sdtdh w16sdtfl w16du wp14">
+<w:footnotes xmlns:wpc="http://schemas.microsoft.com/office/word/2010/wordprocessingCanvas" xmlns:cx="http://schemas.microsoft.com/office/drawing/2014/chartex" xmlns:cx1="http://schemas.microsoft.com/office/drawing/2015/9/8/chartex" xmlns:cx2="http://schemas.microsoft.com/office/drawing/2015/10/21/chartex" xmlns:cx3="http://schemas.microsoft.com/office/drawing/2016/5/9/chartex" xmlns:cx4="http://schemas.microsoft.com/office/drawing/2016/5/10/chartex" xmlns:cx5="http://schemas.microsoft.com/office/drawing/2016/5/11/chartex" xmlns:cx6="http://schemas.microsoft.com/office/drawing/2016/5/12/chartex" xmlns:cx7="http://schemas.microsoft.com/office/drawing/2016/5/13/chartex" xmlns:cx8="http://schemas.microsoft.com/office/drawing/2016/5/14/chartex" xmlns:mc="http://schemas.openxmlformats.org/markup-compatibility/2006" xmlns:aink="http://schemas.microsoft.com/office/drawing/2016/ink" xmlns:am3d="http://schemas.microsoft.com/office/drawing/2017/model3d" xmlns:o="urn:schemas-microsoft-com:office:office" xmlns:oel="http://schemas.microsoft.com/office/2019/extlst" xmlns:r="http://schemas.openxmlformats.org/officeDocument/2006/relationships" xmlns:m="http://schemas.openxmlformats.org/officeDocument/2006/math" xmlns:v="urn:schemas-microsoft-com:vml" xmlns:wp14="http://schemas.microsoft.com/office/word/2010/wordprocessingDrawing" xmlns:wp="http://schemas.openxmlformats.org/drawingml/2006/wordprocessingDrawing" xmlns:w10="urn:schemas-microsoft-com:office:word" xmlns:w="http://schemas.openxmlformats.org/wordprocessingml/2006/main" xmlns:w14="http://schemas.microsoft.com/office/word/2010/wordml" xmlns:w15="http://schemas.microsoft.com/office/word/2012/wordml" xmlns:w16cex="http://schemas.microsoft.com/office/word/2018/wordml/cex" xmlns:w16cid="http://schemas.microsoft.com/office/word/2016/wordml/cid" xmlns:w16="http://schemas.microsoft.com/office/word/2018/wordml" xmlns:w16du="http://schemas.microsoft.com/office/word/2023/wordml/word16du" xmlns:w16sdtdh="http://schemas.microsoft.com/office/word/2020/wordml/sdtdatahash" xmlns:w16se="http://schemas.microsoft.com/office/word/2015/wordml/symex" xmlns:wpg="http://schemas.microsoft.com/office/word/2010/wordprocessingGroup" xmlns:wpi="http://schemas.microsoft.com/office/word/2010/wordprocessingInk" xmlns:wne="http://schemas.microsoft.com/office/word/2006/wordml" xmlns:wps="http://schemas.microsoft.com/office/word/2010/wordprocessingShape" mc:Ignorable="w14 w15 w16se w16cid w16 w16cex w16sdtdh w16du wp14">
   <w:footnote w:type="separator" w:id="-1">
     <w:p>
       <w:pPr>
@@ -13807,7 +13860,7 @@
 </file>
 
 <file path=word/header1.xml><?xml version="1.0" encoding="utf-8"?>
-<w:hdr xmlns:wpc="http://schemas.microsoft.com/office/word/2010/wordprocessingCanvas" xmlns:cx="http://schemas.microsoft.com/office/drawing/2014/chartex" xmlns:cx1="http://schemas.microsoft.com/office/drawing/2015/9/8/chartex" xmlns:cx2="http://schemas.microsoft.com/office/drawing/2015/10/21/chartex" xmlns:cx3="http://schemas.microsoft.com/office/drawing/2016/5/9/chartex" xmlns:cx4="http://schemas.microsoft.com/office/drawing/2016/5/10/chartex" xmlns:cx5="http://schemas.microsoft.com/office/drawing/2016/5/11/chartex" xmlns:cx6="http://schemas.microsoft.com/office/drawing/2016/5/12/chartex" xmlns:cx7="http://schemas.microsoft.com/office/drawing/2016/5/13/chartex" xmlns:cx8="http://schemas.microsoft.com/office/drawing/2016/5/14/chartex" xmlns:mc="http://schemas.openxmlformats.org/markup-compatibility/2006" xmlns:aink="http://schemas.microsoft.com/office/drawing/2016/ink" xmlns:am3d="http://schemas.microsoft.com/office/drawing/2017/model3d" xmlns:o="urn:schemas-microsoft-com:office:office" xmlns:oel="http://schemas.microsoft.com/office/2019/extlst" xmlns:r="http://schemas.openxmlformats.org/officeDocument/2006/relationships" xmlns:m="http://schemas.openxmlformats.org/officeDocument/2006/math" xmlns:v="urn:schemas-microsoft-com:vml" xmlns:wp14="http://schemas.microsoft.com/office/word/2010/wordprocessingDrawing" xmlns:wp="http://schemas.openxmlformats.org/drawingml/2006/wordprocessingDrawing" xmlns:w10="urn:schemas-microsoft-com:office:word" xmlns:w="http://schemas.openxmlformats.org/wordprocessingml/2006/main" xmlns:w14="http://schemas.microsoft.com/office/word/2010/wordml" xmlns:w15="http://schemas.microsoft.com/office/word/2012/wordml" xmlns:w16cex="http://schemas.microsoft.com/office/word/2018/wordml/cex" xmlns:w16cid="http://schemas.microsoft.com/office/word/2016/wordml/cid" xmlns:w16="http://schemas.microsoft.com/office/word/2018/wordml" xmlns:w16du="http://schemas.microsoft.com/office/word/2023/wordml/word16du" xmlns:w16sdtdh="http://schemas.microsoft.com/office/word/2020/wordml/sdtdatahash" xmlns:w16sdtfl="http://schemas.microsoft.com/office/word/2024/wordml/sdtformatlock" xmlns:w16se="http://schemas.microsoft.com/office/word/2015/wordml/symex" xmlns:wpg="http://schemas.microsoft.com/office/word/2010/wordprocessingGroup" xmlns:wpi="http://schemas.microsoft.com/office/word/2010/wordprocessingInk" xmlns:wne="http://schemas.microsoft.com/office/word/2006/wordml" xmlns:wps="http://schemas.microsoft.com/office/word/2010/wordprocessingShape" mc:Ignorable="w14 w15 w16se w16cid w16 w16cex w16sdtdh w16sdtfl w16du wp14">
+<w:hdr xmlns:wpc="http://schemas.microsoft.com/office/word/2010/wordprocessingCanvas" xmlns:cx="http://schemas.microsoft.com/office/drawing/2014/chartex" xmlns:cx1="http://schemas.microsoft.com/office/drawing/2015/9/8/chartex" xmlns:cx2="http://schemas.microsoft.com/office/drawing/2015/10/21/chartex" xmlns:cx3="http://schemas.microsoft.com/office/drawing/2016/5/9/chartex" xmlns:cx4="http://schemas.microsoft.com/office/drawing/2016/5/10/chartex" xmlns:cx5="http://schemas.microsoft.com/office/drawing/2016/5/11/chartex" xmlns:cx6="http://schemas.microsoft.com/office/drawing/2016/5/12/chartex" xmlns:cx7="http://schemas.microsoft.com/office/drawing/2016/5/13/chartex" xmlns:cx8="http://schemas.microsoft.com/office/drawing/2016/5/14/chartex" xmlns:mc="http://schemas.openxmlformats.org/markup-compatibility/2006" xmlns:aink="http://schemas.microsoft.com/office/drawing/2016/ink" xmlns:am3d="http://schemas.microsoft.com/office/drawing/2017/model3d" xmlns:o="urn:schemas-microsoft-com:office:office" xmlns:oel="http://schemas.microsoft.com/office/2019/extlst" xmlns:r="http://schemas.openxmlformats.org/officeDocument/2006/relationships" xmlns:m="http://schemas.openxmlformats.org/officeDocument/2006/math" xmlns:v="urn:schemas-microsoft-com:vml" xmlns:wp14="http://schemas.microsoft.com/office/word/2010/wordprocessingDrawing" xmlns:wp="http://schemas.openxmlformats.org/drawingml/2006/wordprocessingDrawing" xmlns:w10="urn:schemas-microsoft-com:office:word" xmlns:w="http://schemas.openxmlformats.org/wordprocessingml/2006/main" xmlns:w14="http://schemas.microsoft.com/office/word/2010/wordml" xmlns:w15="http://schemas.microsoft.com/office/word/2012/wordml" xmlns:w16cex="http://schemas.microsoft.com/office/word/2018/wordml/cex" xmlns:w16cid="http://schemas.microsoft.com/office/word/2016/wordml/cid" xmlns:w16="http://schemas.microsoft.com/office/word/2018/wordml" xmlns:w16du="http://schemas.microsoft.com/office/word/2023/wordml/word16du" xmlns:w16sdtdh="http://schemas.microsoft.com/office/word/2020/wordml/sdtdatahash" xmlns:w16se="http://schemas.microsoft.com/office/word/2015/wordml/symex" xmlns:wpg="http://schemas.microsoft.com/office/word/2010/wordprocessingGroup" xmlns:wpi="http://schemas.microsoft.com/office/word/2010/wordprocessingInk" xmlns:wne="http://schemas.microsoft.com/office/word/2006/wordml" xmlns:wps="http://schemas.microsoft.com/office/word/2010/wordprocessingShape" mc:Ignorable="w14 w15 w16se w16cid w16 w16cex w16sdtdh w16du wp14">
   <w:p>
     <w:pPr>
       <w:pStyle w:val="Encabezado"/>
@@ -13893,7 +13946,7 @@
 </file>
 
 <file path=word/numbering.xml><?xml version="1.0" encoding="utf-8"?>
-<w:numbering xmlns:wpc="http://schemas.microsoft.com/office/word/2010/wordprocessingCanvas" xmlns:cx="http://schemas.microsoft.com/office/drawing/2014/chartex" xmlns:cx1="http://schemas.microsoft.com/office/drawing/2015/9/8/chartex" xmlns:cx2="http://schemas.microsoft.com/office/drawing/2015/10/21/chartex" xmlns:cx3="http://schemas.microsoft.com/office/drawing/2016/5/9/chartex" xmlns:cx4="http://schemas.microsoft.com/office/drawing/2016/5/10/chartex" xmlns:cx5="http://schemas.microsoft.com/office/drawing/2016/5/11/chartex" xmlns:cx6="http://schemas.microsoft.com/office/drawing/2016/5/12/chartex" xmlns:cx7="http://schemas.microsoft.com/office/drawing/2016/5/13/chartex" xmlns:cx8="http://schemas.microsoft.com/office/drawing/2016/5/14/chartex" xmlns:mc="http://schemas.openxmlformats.org/markup-compatibility/2006" xmlns:aink="http://schemas.microsoft.com/office/drawing/2016/ink" xmlns:am3d="http://schemas.microsoft.com/office/drawing/2017/model3d" xmlns:o="urn:schemas-microsoft-com:office:office" xmlns:oel="http://schemas.microsoft.com/office/2019/extlst" xmlns:r="http://schemas.openxmlformats.org/officeDocument/2006/relationships" xmlns:m="http://schemas.openxmlformats.org/officeDocument/2006/math" xmlns:v="urn:schemas-microsoft-com:vml" xmlns:wp14="http://schemas.microsoft.com/office/word/2010/wordprocessingDrawing" xmlns:wp="http://schemas.openxmlformats.org/drawingml/2006/wordprocessingDrawing" xmlns:w10="urn:schemas-microsoft-com:office:word" xmlns:w="http://schemas.openxmlformats.org/wordprocessingml/2006/main" xmlns:w14="http://schemas.microsoft.com/office/word/2010/wordml" xmlns:w15="http://schemas.microsoft.com/office/word/2012/wordml" xmlns:w16cex="http://schemas.microsoft.com/office/word/2018/wordml/cex" xmlns:w16cid="http://schemas.microsoft.com/office/word/2016/wordml/cid" xmlns:w16="http://schemas.microsoft.com/office/word/2018/wordml" xmlns:w16du="http://schemas.microsoft.com/office/word/2023/wordml/word16du" xmlns:w16sdtdh="http://schemas.microsoft.com/office/word/2020/wordml/sdtdatahash" xmlns:w16sdtfl="http://schemas.microsoft.com/office/word/2024/wordml/sdtformatlock" xmlns:w16se="http://schemas.microsoft.com/office/word/2015/wordml/symex" xmlns:wpg="http://schemas.microsoft.com/office/word/2010/wordprocessingGroup" xmlns:wpi="http://schemas.microsoft.com/office/word/2010/wordprocessingInk" xmlns:wne="http://schemas.microsoft.com/office/word/2006/wordml" xmlns:wps="http://schemas.microsoft.com/office/word/2010/wordprocessingShape" mc:Ignorable="w14 w15 w16se w16cid w16 w16cex w16sdtdh w16sdtfl w16du wp14">
+<w:numbering xmlns:wpc="http://schemas.microsoft.com/office/word/2010/wordprocessingCanvas" xmlns:cx="http://schemas.microsoft.com/office/drawing/2014/chartex" xmlns:cx1="http://schemas.microsoft.com/office/drawing/2015/9/8/chartex" xmlns:cx2="http://schemas.microsoft.com/office/drawing/2015/10/21/chartex" xmlns:cx3="http://schemas.microsoft.com/office/drawing/2016/5/9/chartex" xmlns:cx4="http://schemas.microsoft.com/office/drawing/2016/5/10/chartex" xmlns:cx5="http://schemas.microsoft.com/office/drawing/2016/5/11/chartex" xmlns:cx6="http://schemas.microsoft.com/office/drawing/2016/5/12/chartex" xmlns:cx7="http://schemas.microsoft.com/office/drawing/2016/5/13/chartex" xmlns:cx8="http://schemas.microsoft.com/office/drawing/2016/5/14/chartex" xmlns:mc="http://schemas.openxmlformats.org/markup-compatibility/2006" xmlns:aink="http://schemas.microsoft.com/office/drawing/2016/ink" xmlns:am3d="http://schemas.microsoft.com/office/drawing/2017/model3d" xmlns:o="urn:schemas-microsoft-com:office:office" xmlns:oel="http://schemas.microsoft.com/office/2019/extlst" xmlns:r="http://schemas.openxmlformats.org/officeDocument/2006/relationships" xmlns:m="http://schemas.openxmlformats.org/officeDocument/2006/math" xmlns:v="urn:schemas-microsoft-com:vml" xmlns:wp14="http://schemas.microsoft.com/office/word/2010/wordprocessingDrawing" xmlns:wp="http://schemas.openxmlformats.org/drawingml/2006/wordprocessingDrawing" xmlns:w10="urn:schemas-microsoft-com:office:word" xmlns:w="http://schemas.openxmlformats.org/wordprocessingml/2006/main" xmlns:w14="http://schemas.microsoft.com/office/word/2010/wordml" xmlns:w15="http://schemas.microsoft.com/office/word/2012/wordml" xmlns:w16cex="http://schemas.microsoft.com/office/word/2018/wordml/cex" xmlns:w16cid="http://schemas.microsoft.com/office/word/2016/wordml/cid" xmlns:w16="http://schemas.microsoft.com/office/word/2018/wordml" xmlns:w16du="http://schemas.microsoft.com/office/word/2023/wordml/word16du" xmlns:w16sdtdh="http://schemas.microsoft.com/office/word/2020/wordml/sdtdatahash" xmlns:w16se="http://schemas.microsoft.com/office/word/2015/wordml/symex" xmlns:wpg="http://schemas.microsoft.com/office/word/2010/wordprocessingGroup" xmlns:wpi="http://schemas.microsoft.com/office/word/2010/wordprocessingInk" xmlns:wne="http://schemas.microsoft.com/office/word/2006/wordml" xmlns:wps="http://schemas.microsoft.com/office/word/2010/wordprocessingShape" mc:Ignorable="w14 w15 w16se w16cid w16 w16cex w16sdtdh w16du wp14">
   <w:abstractNum w:abstractNumId="0" w15:restartNumberingAfterBreak="0">
     <w:nsid w:val="FFFFFF89"/>
     <w:multiLevelType w:val="singleLevel"/>
@@ -21726,7 +21779,7 @@
 </file>
 
 <file path=word/styles.xml><?xml version="1.0" encoding="utf-8"?>
-<w:styles xmlns:mc="http://schemas.openxmlformats.org/markup-compatibility/2006" xmlns:r="http://schemas.openxmlformats.org/officeDocument/2006/relationships" xmlns:w="http://schemas.openxmlformats.org/wordprocessingml/2006/main" xmlns:w14="http://schemas.microsoft.com/office/word/2010/wordml" xmlns:w15="http://schemas.microsoft.com/office/word/2012/wordml" xmlns:w16cex="http://schemas.microsoft.com/office/word/2018/wordml/cex" xmlns:w16cid="http://schemas.microsoft.com/office/word/2016/wordml/cid" xmlns:w16="http://schemas.microsoft.com/office/word/2018/wordml" xmlns:w16du="http://schemas.microsoft.com/office/word/2023/wordml/word16du" xmlns:w16sdtdh="http://schemas.microsoft.com/office/word/2020/wordml/sdtdatahash" xmlns:w16sdtfl="http://schemas.microsoft.com/office/word/2024/wordml/sdtformatlock" xmlns:w16se="http://schemas.microsoft.com/office/word/2015/wordml/symex" mc:Ignorable="w14 w15 w16se w16cid w16 w16cex w16sdtdh w16sdtfl w16du">
+<w:styles xmlns:mc="http://schemas.openxmlformats.org/markup-compatibility/2006" xmlns:r="http://schemas.openxmlformats.org/officeDocument/2006/relationships" xmlns:w="http://schemas.openxmlformats.org/wordprocessingml/2006/main" xmlns:w14="http://schemas.microsoft.com/office/word/2010/wordml" xmlns:w15="http://schemas.microsoft.com/office/word/2012/wordml" xmlns:w16cex="http://schemas.microsoft.com/office/word/2018/wordml/cex" xmlns:w16cid="http://schemas.microsoft.com/office/word/2016/wordml/cid" xmlns:w16="http://schemas.microsoft.com/office/word/2018/wordml" xmlns:w16du="http://schemas.microsoft.com/office/word/2023/wordml/word16du" xmlns:w16sdtdh="http://schemas.microsoft.com/office/word/2020/wordml/sdtdatahash" xmlns:w16se="http://schemas.microsoft.com/office/word/2015/wordml/symex" mc:Ignorable="w14 w15 w16se w16cid w16 w16cex w16sdtdh w16du">
   <w:docDefaults>
     <w:rPrDefault>
       <w:rPr>
@@ -23457,10 +23510,30 @@
 </file>
 
 <file path=customXml/item1.xml><?xml version="1.0" encoding="utf-8"?>
+<?mso-contentType ?>
+<FormTemplates xmlns="http://schemas.microsoft.com/sharepoint/v3/contenttype/forms">
+  <Display>DocumentLibraryForm</Display>
+  <Edit>DocumentLibraryForm</Edit>
+  <New>DocumentLibraryForm</New>
+</FormTemplates>
+</file>
+
+<file path=customXml/item2.xml><?xml version="1.0" encoding="utf-8"?>
 <b:Sources xmlns:b="http://schemas.openxmlformats.org/officeDocument/2006/bibliography" xmlns="http://schemas.openxmlformats.org/officeDocument/2006/bibliography" SelectedStyle="\APASixthEditionOfficeOnline.xsl" StyleName="APA" Version="6"/>
 </file>
 
-<file path=customXml/item2.xml><?xml version="1.0" encoding="utf-8"?>
+<file path=customXml/item3.xml><?xml version="1.0" encoding="utf-8"?>
+<p:properties xmlns:p="http://schemas.microsoft.com/office/2006/metadata/properties" xmlns:xsi="http://www.w3.org/2001/XMLSchema-instance" xmlns:pc="http://schemas.microsoft.com/office/infopath/2007/PartnerControls">
+  <documentManagement>
+    <TaxCatchAll xmlns="cb45339b-ced9-4d0d-8f64-77573914d53b" xsi:nil="true"/>
+    <lcf76f155ced4ddcb4097134ff3c332f xmlns="43a3ca16-9c26-4813-b83f-4aec9927b43f">
+      <Terms xmlns="http://schemas.microsoft.com/office/infopath/2007/PartnerControls"/>
+    </lcf76f155ced4ddcb4097134ff3c332f>
+  </documentManagement>
+</p:properties>
+</file>
+
+<file path=customXml/item4.xml><?xml version="1.0" encoding="utf-8"?>
 <ct:contentTypeSchema xmlns:ct="http://schemas.microsoft.com/office/2006/metadata/contentType" xmlns:ma="http://schemas.microsoft.com/office/2006/metadata/properties/metaAttributes" ct:_="" ma:_="" ma:contentTypeName="Documento" ma:contentTypeID="0x01010049282E1EDBE9234EA9E6D38F720E265F" ma:contentTypeVersion="15" ma:contentTypeDescription="Crear nuevo documento." ma:contentTypeScope="" ma:versionID="b31c7aa9eaf043a08b87120b3c4916e3">
   <xsd:schema xmlns:xsd="http://www.w3.org/2001/XMLSchema" xmlns:xs="http://www.w3.org/2001/XMLSchema" xmlns:p="http://schemas.microsoft.com/office/2006/metadata/properties" xmlns:ns2="cb45339b-ced9-4d0d-8f64-77573914d53b" xmlns:ns3="43a3ca16-9c26-4813-b83f-4aec9927b43f" targetNamespace="http://schemas.microsoft.com/office/2006/metadata/properties" ma:root="true" ma:fieldsID="3533d065b04d75c457075bc55f1f5315" ns2:_="" ns3:_="">
     <xsd:import namespace="cb45339b-ced9-4d0d-8f64-77573914d53b"/>
@@ -23695,27 +23768,15 @@
 </ct:contentTypeSchema>
 </file>
 
-<file path=customXml/item3.xml><?xml version="1.0" encoding="utf-8"?>
-<?mso-contentType ?>
-<FormTemplates xmlns="http://schemas.microsoft.com/sharepoint/v3/contenttype/forms">
-  <Display>DocumentLibraryForm</Display>
-  <Edit>DocumentLibraryForm</Edit>
-  <New>DocumentLibraryForm</New>
-</FormTemplates>
+<file path=customXml/itemProps1.xml><?xml version="1.0" encoding="utf-8"?>
+<ds:datastoreItem xmlns:ds="http://schemas.openxmlformats.org/officeDocument/2006/customXml" ds:itemID="{00332773-1E46-46CC-AF77-9A2EA5F9F58B}">
+  <ds:schemaRefs>
+    <ds:schemaRef ds:uri="http://schemas.microsoft.com/sharepoint/v3/contenttype/forms"/>
+  </ds:schemaRefs>
+</ds:datastoreItem>
 </file>
 
-<file path=customXml/item4.xml><?xml version="1.0" encoding="utf-8"?>
-<p:properties xmlns:p="http://schemas.microsoft.com/office/2006/metadata/properties" xmlns:xsi="http://www.w3.org/2001/XMLSchema-instance" xmlns:pc="http://schemas.microsoft.com/office/infopath/2007/PartnerControls">
-  <documentManagement>
-    <TaxCatchAll xmlns="cb45339b-ced9-4d0d-8f64-77573914d53b" xsi:nil="true"/>
-    <lcf76f155ced4ddcb4097134ff3c332f xmlns="43a3ca16-9c26-4813-b83f-4aec9927b43f">
-      <Terms xmlns="http://schemas.microsoft.com/office/infopath/2007/PartnerControls"/>
-    </lcf76f155ced4ddcb4097134ff3c332f>
-  </documentManagement>
-</p:properties>
-</file>
-
-<file path=customXml/itemProps1.xml><?xml version="1.0" encoding="utf-8"?>
+<file path=customXml/itemProps2.xml><?xml version="1.0" encoding="utf-8"?>
 <ds:datastoreItem xmlns:ds="http://schemas.openxmlformats.org/officeDocument/2006/customXml" ds:itemID="{EAE431FD-7059-4C09-804B-C9D69EB7B213}">
   <ds:schemaRefs>
     <ds:schemaRef ds:uri="http://schemas.openxmlformats.org/officeDocument/2006/bibliography"/>
@@ -23723,14 +23784,32 @@
 </ds:datastoreItem>
 </file>
 
-<file path=customXml/itemProps2.xml><?xml version="1.0" encoding="utf-8"?>
-<ds:datastoreItem xmlns:ds="http://schemas.openxmlformats.org/officeDocument/2006/customXml" ds:itemID="{DDA966A0-92AD-404D-B4BD-8A5D3DCB6A1F}"/>
-</file>
-
 <file path=customXml/itemProps3.xml><?xml version="1.0" encoding="utf-8"?>
-<ds:datastoreItem xmlns:ds="http://schemas.openxmlformats.org/officeDocument/2006/customXml" ds:itemID="{00332773-1E46-46CC-AF77-9A2EA5F9F58B}"/>
+<ds:datastoreItem xmlns:ds="http://schemas.openxmlformats.org/officeDocument/2006/customXml" ds:itemID="{CA186570-6B7E-404A-AEEF-5A3633F8A747}">
+  <ds:schemaRefs>
+    <ds:schemaRef ds:uri="http://schemas.microsoft.com/office/2006/metadata/properties"/>
+    <ds:schemaRef ds:uri="http://schemas.microsoft.com/office/infopath/2007/PartnerControls"/>
+    <ds:schemaRef ds:uri="cb45339b-ced9-4d0d-8f64-77573914d53b"/>
+    <ds:schemaRef ds:uri="43a3ca16-9c26-4813-b83f-4aec9927b43f"/>
+  </ds:schemaRefs>
+</ds:datastoreItem>
 </file>
 
 <file path=customXml/itemProps4.xml><?xml version="1.0" encoding="utf-8"?>
-<ds:datastoreItem xmlns:ds="http://schemas.openxmlformats.org/officeDocument/2006/customXml" ds:itemID="{CA186570-6B7E-404A-AEEF-5A3633F8A747}"/>
+<ds:datastoreItem xmlns:ds="http://schemas.openxmlformats.org/officeDocument/2006/customXml" ds:itemID="{DDA966A0-92AD-404D-B4BD-8A5D3DCB6A1F}">
+  <ds:schemaRefs>
+    <ds:schemaRef ds:uri="http://schemas.microsoft.com/office/2006/metadata/contentType"/>
+    <ds:schemaRef ds:uri="http://schemas.microsoft.com/office/2006/metadata/properties/metaAttributes"/>
+    <ds:schemaRef ds:uri="http://www.w3.org/2001/XMLSchema"/>
+    <ds:schemaRef ds:uri="http://schemas.microsoft.com/office/2006/metadata/properties"/>
+    <ds:schemaRef ds:uri="cb45339b-ced9-4d0d-8f64-77573914d53b"/>
+    <ds:schemaRef ds:uri="43a3ca16-9c26-4813-b83f-4aec9927b43f"/>
+    <ds:schemaRef ds:uri="http://schemas.microsoft.com/office/2006/documentManagement/types"/>
+    <ds:schemaRef ds:uri="http://schemas.microsoft.com/office/infopath/2007/PartnerControls"/>
+    <ds:schemaRef ds:uri="http://schemas.openxmlformats.org/package/2006/metadata/core-properties"/>
+    <ds:schemaRef ds:uri="http://purl.org/dc/elements/1.1/"/>
+    <ds:schemaRef ds:uri="http://purl.org/dc/terms/"/>
+    <ds:schemaRef ds:uri="http://schemas.microsoft.com/internal/obd"/>
+  </ds:schemaRefs>
+</ds:datastoreItem>
 </file>